--- a/Homework3-documents/duty_list_and _pick.docx
+++ b/Homework3-documents/duty_list_and _pick.docx
@@ -294,6 +294,12 @@
             <w:hideMark/>
           </w:tcPr>
           <w:p>
+            <w:pPr>
+              <w:rPr>
+                <w:b/>
+                <w:bCs/>
+              </w:rPr>
+            </w:pPr>
             <w:r>
               <w:rPr>
                 <w:b/>
@@ -307,6 +313,16 @@
                 <w:bCs/>
               </w:rPr>
               <w:t>:</w:t>
+            </w:r>
+          </w:p>
+          <w:p>
+            <w:r>
+              <w:rPr>
+                <w:b/>
+                <w:bCs/>
+                <w:color w:val="BF4E14" w:themeColor="accent2" w:themeShade="BF"/>
+              </w:rPr>
+              <w:t>Vincent</w:t>
             </w:r>
           </w:p>
         </w:tc>
@@ -347,6 +363,12 @@
             <w:pPr>
               <w:jc w:val="center"/>
             </w:pPr>
+            <w:r>
+              <w:rPr>
+                <w:color w:val="00B050"/>
+              </w:rPr>
+              <w:t>working</w:t>
+            </w:r>
           </w:p>
         </w:tc>
       </w:tr>
@@ -498,6 +520,12 @@
             <w:hideMark/>
           </w:tcPr>
           <w:p>
+            <w:pPr>
+              <w:rPr>
+                <w:b/>
+                <w:bCs/>
+              </w:rPr>
+            </w:pPr>
             <w:r>
               <w:rPr>
                 <w:b/>
@@ -511,6 +539,16 @@
                 <w:bCs/>
               </w:rPr>
               <w:t>:</w:t>
+            </w:r>
+          </w:p>
+          <w:p>
+            <w:r>
+              <w:rPr>
+                <w:b/>
+                <w:bCs/>
+                <w:color w:val="BF4E14" w:themeColor="accent2" w:themeShade="BF"/>
+              </w:rPr>
+              <w:t>Kelly</w:t>
             </w:r>
           </w:p>
         </w:tc>
@@ -1174,6 +1212,7 @@
   <w:style w:type="character" w:default="1" w:styleId="DefaultParagraphFont">
     <w:name w:val="Default Paragraph Font"/>
     <w:uiPriority w:val="1"/>
+    <w:semiHidden/>
     <w:unhideWhenUsed/>
   </w:style>
   <w:style w:type="table" w:default="1" w:styleId="TableNormal">

--- a/Homework3-documents/duty_list_and _pick.docx
+++ b/Homework3-documents/duty_list_and _pick.docx
@@ -564,7 +564,7 @@
                 <w:b/>
                 <w:bCs/>
               </w:rPr>
-              <w:t>Activity Diagrams &amp; Integration</w:t>
+              <w:t>Activity Diagrams</w:t>
             </w:r>
           </w:p>
         </w:tc>
@@ -593,7 +593,7 @@
               <w:rPr>
                 <w:color w:val="00B050"/>
               </w:rPr>
-              <w:t>working</w:t>
+              <w:t>Done</w:t>
             </w:r>
           </w:p>
         </w:tc>
